--- a/testakten/startup-gruender-schnittflug-berlin/32_Shareholders_Agreement_EN_20260926.docx
+++ b/testakten/startup-gruender-schnittflug-berlin/32_Shareholders_Agreement_EN_20260926.docx
@@ -143,17 +143,17 @@
     </w:p>
     <w:p>
       <w:r>
-        <w:t>6.1 A shareholder intending to sell a share to a third party after incorporation must notify the other parties in text form of the share, intended buyer, price and all material ancillary terms. The other parties have a right to acquire the offered interest on economically identical terms in proportion to their holdings.</w:t>
+        <w:t>6.1 A shareholder intending to sell a share to a third party after incorporation must notify the other parties in text form of the share, intended buyer, price and all material ancillary terms. The other parties have a pre-emption right over the entire offered share on economically identical terms. The seller is not required to accept acquisition of only part of the offered interest.</w:t>
       </w:r>
     </w:p>
     <w:p>
       <w:r>
-        <w:t>6.2 That right must be exercised within four weeks after receipt of a complete notice. Where several parties exercise it, any remainder that cannot be divided into whole euros of nominal share capital is allocated by agreement. Without agreement, allocation must be coordinated with the notary before any transfer. A statement of intention does not replace a share purchase satisfying the required form.</w:t>
+        <w:t>6.2 One or more entitled parties may exercise the right within four weeks after receipt of a complete notice. By expiry, binding and mutually consistent declarations must allocate the entire offered nominal amount to identified buyers in whole euros of nominal share capital. The buyers may agree that allocation freely among themselves. No party must participate or acquire more than the nominal amount it has declared. If there is no complete and consistent allocation, the pre-emption right is deemed not to have been exercised in its entirety. Completion in the required form, including any necessary division of the share, remains necessary.</w:t>
       </w:r>
     </w:p>
     <w:p>
       <w:r>
-        <w:t>6.3 If the period expires without exercise, the offered interest may be sold to the named buyer within three months on terms no more favourable to the buyer. Otherwise it must be offered again. Consent required by the articles remains necessary.</w:t>
+        <w:t>6.3 If the right is not validly exercised under clause 6.2, the offered share may be sold to the named third party within three months after expiry on terms no more favourable to that buyer. Otherwise it must be offered again. Consent required by the articles remains necessary. An exercise declaration does not replace a share purchase satisfying the legally required form.</w:t>
       </w:r>
     </w:p>
     <w:p>
@@ -235,7 +235,7 @@
     </w:p>
     <w:p>
       <w:r>
-        <w:t>10.2 The discussion procedure does not suspend statutory time limits or urgent judicial relief. Silence and non-attendance do not count as consent. Failure to resolve the dispute does not automatically trigger a compulsory transfer of shares.</w:t>
+        <w:t>10.2 The discussion procedure does not extend time limits for challenging shareholder resolutions or other exclusion periods. Statutory provisions on suspension of limitation periods, in particular section 203 of the German Civil Code, remain unaffected. Urgent judicial relief remains available at any time. Silence and non-attendance do not count as consent. Failure to resolve the dispute does not automatically trigger a compulsory transfer of shares.</w:t>
       </w:r>
     </w:p>
     <w:p>
